--- a/report/report.docx
+++ b/report/report.docx
@@ -2959,6 +2959,68 @@
           <w:p>
             <w:r>
               <w:t>61%</w:t>
+            </w:r>
+          </w:p>
+        </w:tc>
+      </w:tr>
+      <w:tr>
+        <w:tc>
+          <w:tcPr>
+            <w:tcW w:type="dxa" w:w="1320"/>
+          </w:tcPr>
+          <w:p>
+            <w:r>
+              <w:t>16</w:t>
+            </w:r>
+          </w:p>
+        </w:tc>
+        <w:tc>
+          <w:tcPr>
+            <w:tcW w:type="dxa" w:w="1320"/>
+          </w:tcPr>
+          <w:p>
+            <w:r>
+              <w:t>2.86</w:t>
+            </w:r>
+          </w:p>
+        </w:tc>
+        <w:tc>
+          <w:tcPr>
+            <w:tcW w:type="dxa" w:w="1320"/>
+          </w:tcPr>
+          <w:p>
+            <w:r>
+              <w:t>2.03</w:t>
+            </w:r>
+          </w:p>
+        </w:tc>
+        <w:tc>
+          <w:tcPr>
+            <w:tcW w:type="dxa" w:w="1320"/>
+          </w:tcPr>
+          <w:p>
+            <w:r>
+              <w:t>5.73</w:t>
+            </w:r>
+          </w:p>
+        </w:tc>
+        <w:tc>
+          <w:tcPr>
+            <w:tcW w:type="dxa" w:w="1320"/>
+          </w:tcPr>
+          <w:p>
+            <w:r>
+              <w:t>19.88</w:t>
+            </w:r>
+          </w:p>
+        </w:tc>
+        <w:tc>
+          <w:tcPr>
+            <w:tcW w:type="dxa" w:w="1320"/>
+          </w:tcPr>
+          <w:p>
+            <w:r>
+              <w:t>36%</w:t>
             </w:r>
           </w:p>
         </w:tc>
